--- a/templates/bap.docx
+++ b/templates/bap.docx
@@ -4,6 +4,365 @@
   <w:body>
     <w:p>
       <w:pPr>
+        <w:spacing w:after="0" w:line="240" w:lineRule="auto"/>
+        <w:ind w:left="1350" w:right="-594"/>
+        <w:jc w:val="center"/>
+        <w:rPr>
+          <w:rFonts w:ascii="Times New Roman" w:hAnsi="Times New Roman"/>
+          <w:b/>
+          <w:sz w:val="34"/>
+          <w:szCs w:val="34"/>
+          <w:lang w:val="sv-SE" w:eastAsia="en-GB"/>
+        </w:rPr>
+      </w:pPr>
+      <w:bookmarkStart w:id="0" w:name="_Hlk53136244"/>
+      <w:bookmarkStart w:id="1" w:name="_Hlk146710828"/>
+      <w:bookmarkStart w:id="2" w:name="_Hlk127789362"/>
+      <w:bookmarkEnd w:id="1"/>
+      <w:r>
+        <w:rPr>
+          <w:noProof/>
+          <w:sz w:val="34"/>
+          <w:szCs w:val="34"/>
+        </w:rPr>
+        <w:drawing>
+          <wp:anchor distT="0" distB="0" distL="114300" distR="114300" simplePos="0" relativeHeight="251660288" behindDoc="0" locked="0" layoutInCell="1" allowOverlap="1" wp14:anchorId="6B8C5207" wp14:editId="05D68CBC">
+            <wp:simplePos x="0" y="0"/>
+            <wp:positionH relativeFrom="column">
+              <wp:posOffset>125730</wp:posOffset>
+            </wp:positionH>
+            <wp:positionV relativeFrom="paragraph">
+              <wp:posOffset>-84455</wp:posOffset>
+            </wp:positionV>
+            <wp:extent cx="1230630" cy="1230630"/>
+            <wp:effectExtent l="0" t="0" r="0" b="0"/>
+            <wp:wrapNone/>
+            <wp:docPr id="1086804938" name="Picture 2"/>
+            <wp:cNvGraphicFramePr>
+              <a:graphicFrameLocks xmlns:a="http://schemas.openxmlformats.org/drawingml/2006/main" noChangeAspect="1"/>
+            </wp:cNvGraphicFramePr>
+            <a:graphic xmlns:a="http://schemas.openxmlformats.org/drawingml/2006/main">
+              <a:graphicData uri="http://schemas.openxmlformats.org/drawingml/2006/picture">
+                <pic:pic xmlns:pic="http://schemas.openxmlformats.org/drawingml/2006/picture">
+                  <pic:nvPicPr>
+                    <pic:cNvPr id="0" name="Picture 3"/>
+                    <pic:cNvPicPr>
+                      <a:picLocks noChangeAspect="1" noChangeArrowheads="1"/>
+                    </pic:cNvPicPr>
+                  </pic:nvPicPr>
+                  <pic:blipFill>
+                    <a:blip r:embed="rId8">
+                      <a:extLst>
+                        <a:ext uri="{28A0092B-C50C-407E-A947-70E740481C1C}">
+                          <a14:useLocalDpi xmlns:a14="http://schemas.microsoft.com/office/drawing/2010/main" val="0"/>
+                        </a:ext>
+                      </a:extLst>
+                    </a:blip>
+                    <a:srcRect/>
+                    <a:stretch>
+                      <a:fillRect/>
+                    </a:stretch>
+                  </pic:blipFill>
+                  <pic:spPr bwMode="auto">
+                    <a:xfrm>
+                      <a:off x="0" y="0"/>
+                      <a:ext cx="1230630" cy="1230630"/>
+                    </a:xfrm>
+                    <a:prstGeom prst="rect">
+                      <a:avLst/>
+                    </a:prstGeom>
+                    <a:noFill/>
+                  </pic:spPr>
+                </pic:pic>
+              </a:graphicData>
+            </a:graphic>
+            <wp14:sizeRelH relativeFrom="margin">
+              <wp14:pctWidth>0</wp14:pctWidth>
+            </wp14:sizeRelH>
+            <wp14:sizeRelV relativeFrom="margin">
+              <wp14:pctHeight>0</wp14:pctHeight>
+            </wp14:sizeRelV>
+          </wp:anchor>
+        </w:drawing>
+      </w:r>
+      <w:r>
+        <w:rPr>
+          <w:rFonts w:ascii="Times New Roman" w:hAnsi="Times New Roman"/>
+          <w:b/>
+          <w:sz w:val="34"/>
+          <w:szCs w:val="34"/>
+          <w:lang w:val="sv-SE" w:eastAsia="en-GB"/>
+        </w:rPr>
+        <w:t>KEMENTERIAN AGRARIA DAN TATA RUANG/</w:t>
+      </w:r>
+    </w:p>
+    <w:p>
+      <w:pPr>
+        <w:spacing w:after="0" w:line="240" w:lineRule="auto"/>
+        <w:ind w:left="1418"/>
+        <w:jc w:val="center"/>
+        <w:rPr>
+          <w:rFonts w:ascii="Times New Roman" w:hAnsi="Times New Roman"/>
+          <w:b/>
+          <w:sz w:val="36"/>
+          <w:szCs w:val="36"/>
+          <w:lang w:val="sv-SE" w:eastAsia="en-GB"/>
+        </w:rPr>
+      </w:pPr>
+      <w:r>
+        <w:rPr>
+          <w:rFonts w:ascii="Times New Roman" w:hAnsi="Times New Roman"/>
+          <w:b/>
+          <w:sz w:val="34"/>
+          <w:szCs w:val="34"/>
+          <w:lang w:val="sv-SE" w:eastAsia="en-GB"/>
+        </w:rPr>
+        <w:t>BADAN PERTANAHAN NASIONAL</w:t>
+      </w:r>
+    </w:p>
+    <w:p>
+      <w:pPr>
+        <w:spacing w:after="0" w:line="240" w:lineRule="auto"/>
+        <w:ind w:left="990" w:right="-774" w:hanging="810"/>
+        <w:jc w:val="center"/>
+        <w:rPr>
+          <w:rFonts w:ascii="Times New Roman" w:hAnsi="Times New Roman"/>
+          <w:b/>
+          <w:sz w:val="30"/>
+          <w:szCs w:val="30"/>
+          <w:lang w:val="sv-SE" w:eastAsia="en-GB"/>
+        </w:rPr>
+      </w:pPr>
+      <w:r>
+        <w:rPr>
+          <w:rFonts w:ascii="Times New Roman" w:hAnsi="Times New Roman"/>
+          <w:b/>
+          <w:sz w:val="32"/>
+          <w:szCs w:val="32"/>
+          <w:lang w:val="sv-SE" w:eastAsia="en-GB"/>
+        </w:rPr>
+        <w:t xml:space="preserve">          </w:t>
+      </w:r>
+      <w:r>
+        <w:rPr>
+          <w:rFonts w:ascii="Times New Roman" w:hAnsi="Times New Roman"/>
+          <w:b/>
+          <w:sz w:val="30"/>
+          <w:szCs w:val="30"/>
+          <w:lang w:val="sv-SE" w:eastAsia="en-GB"/>
+        </w:rPr>
+        <w:t>KANTOR PERTANAHAN KABUPATEN BONE BOLANGO</w:t>
+      </w:r>
+    </w:p>
+    <w:p>
+      <w:pPr>
+        <w:spacing w:after="0" w:line="240" w:lineRule="auto"/>
+        <w:ind w:left="1418"/>
+        <w:jc w:val="center"/>
+        <w:rPr>
+          <w:rFonts w:ascii="Times New Roman" w:hAnsi="Times New Roman"/>
+          <w:sz w:val="24"/>
+          <w:szCs w:val="24"/>
+          <w:lang w:val="sv-SE" w:eastAsia="en-GB"/>
+        </w:rPr>
+      </w:pPr>
+      <w:r>
+        <w:rPr>
+          <w:rFonts w:ascii="Times New Roman" w:hAnsi="Times New Roman"/>
+          <w:b/>
+          <w:sz w:val="30"/>
+          <w:szCs w:val="30"/>
+          <w:lang w:val="sv-SE" w:eastAsia="en-GB"/>
+        </w:rPr>
+        <w:t>PROVINSI GORONTALO</w:t>
+      </w:r>
+    </w:p>
+    <w:p>
+      <w:pPr>
+        <w:spacing w:after="0" w:line="240" w:lineRule="auto"/>
+        <w:ind w:right="-380"/>
+        <w:jc w:val="center"/>
+        <w:rPr>
+          <w:rFonts w:ascii="Arial Narrow" w:eastAsia="Times New Roman" w:hAnsi="Arial Narrow"/>
+          <w:sz w:val="18"/>
+          <w:szCs w:val="24"/>
+          <w:lang w:val="en-GB" w:eastAsia="en-GB"/>
+        </w:rPr>
+      </w:pPr>
+      <w:r>
+        <w:rPr>
+          <w:rFonts w:ascii="Arial Narrow" w:hAnsi="Arial Narrow"/>
+          <w:sz w:val="18"/>
+          <w:szCs w:val="24"/>
+          <w:lang w:val="sv-SE" w:eastAsia="en-GB"/>
+        </w:rPr>
+        <w:t xml:space="preserve">                                 </w:t>
+      </w:r>
+      <w:r>
+        <w:rPr>
+          <w:rFonts w:ascii="Arial Narrow" w:hAnsi="Arial Narrow"/>
+          <w:sz w:val="18"/>
+          <w:szCs w:val="24"/>
+          <w:lang w:val="sv-SE" w:eastAsia="en-GB"/>
+        </w:rPr>
+        <w:t>J</w:t>
+      </w:r>
+      <w:r>
+        <w:rPr>
+          <w:rFonts w:ascii="Arial Narrow" w:eastAsia="Times New Roman" w:hAnsi="Arial Narrow"/>
+          <w:sz w:val="18"/>
+          <w:szCs w:val="24"/>
+          <w:lang w:val="sv-SE" w:eastAsia="en-GB"/>
+        </w:rPr>
+        <w:t xml:space="preserve">ALAN PROF. DR. ING. BJ. HABIBIE DESA MOUTONG KEC. TILONGKABILA KAB. </w:t>
+      </w:r>
+      <w:r>
+        <w:rPr>
+          <w:rFonts w:ascii="Arial Narrow" w:eastAsia="Times New Roman" w:hAnsi="Arial Narrow"/>
+          <w:sz w:val="18"/>
+          <w:szCs w:val="24"/>
+          <w:lang w:val="en-GB" w:eastAsia="en-GB"/>
+        </w:rPr>
+        <w:t>BONE BOLANGO</w:t>
+      </w:r>
+    </w:p>
+    <w:p>
+      <w:pPr>
+        <w:spacing w:after="0" w:line="240" w:lineRule="auto"/>
+        <w:ind w:left="540" w:right="-380" w:hanging="540"/>
+        <w:jc w:val="center"/>
+        <w:rPr>
+          <w:rFonts w:ascii="Times New Roman" w:hAnsi="Times New Roman"/>
+          <w:sz w:val="24"/>
+          <w:szCs w:val="24"/>
+          <w:lang w:val="en-GB" w:eastAsia="en-GB"/>
+        </w:rPr>
+      </w:pPr>
+      <w:r>
+        <w:rPr>
+          <w:rFonts w:ascii="Arial Narrow" w:eastAsia="Times New Roman" w:hAnsi="Arial Narrow"/>
+          <w:sz w:val="18"/>
+          <w:szCs w:val="24"/>
+          <w:lang w:val="en-GB" w:eastAsia="en-GB"/>
+        </w:rPr>
+        <w:t xml:space="preserve">                            </w:t>
+      </w:r>
+      <w:r>
+        <w:rPr>
+          <w:rFonts w:ascii="Arial Narrow" w:eastAsia="Times New Roman" w:hAnsi="Arial Narrow"/>
+          <w:sz w:val="18"/>
+          <w:szCs w:val="24"/>
+          <w:lang w:val="en-GB" w:eastAsia="en-GB"/>
+        </w:rPr>
+        <w:t xml:space="preserve">TELP/FAX (0435) 824582 </w:t>
+      </w:r>
+      <w:proofErr w:type="gramStart"/>
+      <w:r>
+        <w:rPr>
+          <w:rFonts w:ascii="Arial Narrow" w:eastAsia="Times New Roman" w:hAnsi="Arial Narrow"/>
+          <w:sz w:val="18"/>
+          <w:szCs w:val="24"/>
+          <w:lang w:val="en-GB" w:eastAsia="en-GB"/>
+        </w:rPr>
+        <w:t>E-mail :</w:t>
+      </w:r>
+      <w:proofErr w:type="gramEnd"/>
+      <w:r>
+        <w:rPr>
+          <w:rFonts w:ascii="Arial Narrow" w:eastAsia="Times New Roman" w:hAnsi="Arial Narrow"/>
+          <w:sz w:val="18"/>
+          <w:szCs w:val="24"/>
+          <w:lang w:val="en-GB" w:eastAsia="en-GB"/>
+        </w:rPr>
+        <w:t xml:space="preserve"> kab-bonebolango@atr.go.id</w:t>
+      </w:r>
+    </w:p>
+    <w:p>
+      <w:pPr>
+        <w:tabs>
+          <w:tab w:val="left" w:pos="2952"/>
+        </w:tabs>
+        <w:spacing w:after="0" w:line="480" w:lineRule="auto"/>
+        <w:rPr>
+          <w:sz w:val="12"/>
+          <w:szCs w:val="12"/>
+        </w:rPr>
+      </w:pPr>
+      <w:r>
+        <w:rPr>
+          <w:noProof/>
+        </w:rPr>
+        <mc:AlternateContent>
+          <mc:Choice Requires="wps">
+            <w:drawing>
+              <wp:anchor distT="4294967294" distB="4294967294" distL="114300" distR="114300" simplePos="0" relativeHeight="251659264" behindDoc="0" locked="0" layoutInCell="1" allowOverlap="1" wp14:anchorId="0133C3DE" wp14:editId="4EB20090">
+                <wp:simplePos x="0" y="0"/>
+                <wp:positionH relativeFrom="column">
+                  <wp:posOffset>103505</wp:posOffset>
+                </wp:positionH>
+                <wp:positionV relativeFrom="paragraph">
+                  <wp:posOffset>74929</wp:posOffset>
+                </wp:positionV>
+                <wp:extent cx="6597015" cy="0"/>
+                <wp:effectExtent l="0" t="19050" r="51435" b="38100"/>
+                <wp:wrapNone/>
+                <wp:docPr id="1761372933" name="Straight Connector 1"/>
+                <wp:cNvGraphicFramePr>
+                  <a:graphicFrameLocks xmlns:a="http://schemas.openxmlformats.org/drawingml/2006/main"/>
+                </wp:cNvGraphicFramePr>
+                <a:graphic xmlns:a="http://schemas.openxmlformats.org/drawingml/2006/main">
+                  <a:graphicData uri="http://schemas.microsoft.com/office/word/2010/wordprocessingShape">
+                    <wps:wsp>
+                      <wps:cNvCnPr>
+                        <a:cxnSpLocks noChangeShapeType="1"/>
+                      </wps:cNvCnPr>
+                      <wps:spPr bwMode="auto">
+                        <a:xfrm>
+                          <a:off x="0" y="0"/>
+                          <a:ext cx="6597015" cy="0"/>
+                        </a:xfrm>
+                        <a:prstGeom prst="line">
+                          <a:avLst/>
+                        </a:prstGeom>
+                        <a:noFill/>
+                        <a:ln w="57150" cmpd="thinThick">
+                          <a:solidFill>
+                            <a:srgbClr val="000000"/>
+                          </a:solidFill>
+                          <a:round/>
+                          <a:headEnd/>
+                          <a:tailEnd/>
+                        </a:ln>
+                      </wps:spPr>
+                      <wps:bodyPr/>
+                    </wps:wsp>
+                  </a:graphicData>
+                </a:graphic>
+                <wp14:sizeRelH relativeFrom="page">
+                  <wp14:pctWidth>0</wp14:pctWidth>
+                </wp14:sizeRelH>
+                <wp14:sizeRelV relativeFrom="page">
+                  <wp14:pctHeight>0</wp14:pctHeight>
+                </wp14:sizeRelV>
+              </wp:anchor>
+            </w:drawing>
+          </mc:Choice>
+          <mc:Fallback>
+            <w:pict>
+              <v:line w14:anchorId="6F7FD6D3" id="Straight Connector 1" o:spid="_x0000_s1026" style="position:absolute;z-index:251659264;visibility:visible;mso-wrap-style:square;mso-width-percent:0;mso-height-percent:0;mso-wrap-distance-left:9pt;mso-wrap-distance-top:-6e-5mm;mso-wrap-distance-right:9pt;mso-wrap-distance-bottom:-6e-5mm;mso-position-horizontal:absolute;mso-position-horizontal-relative:text;mso-position-vertical:absolute;mso-position-vertical-relative:text;mso-width-percent:0;mso-height-percent:0;mso-width-relative:page;mso-height-relative:page" from="8.15pt,5.9pt" to="527.6pt,5.9pt" o:gfxdata="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" strokeweight="4.5pt">
+                <v:stroke linestyle="thinThick"/>
+              </v:line>
+            </w:pict>
+          </mc:Fallback>
+        </mc:AlternateContent>
+      </w:r>
+      <w:bookmarkEnd w:id="2"/>
+      <w:r>
+        <w:tab/>
+      </w:r>
+    </w:p>
+    <w:p>
+      <w:pPr>
         <w:spacing w:after="0"/>
         <w:jc w:val="center"/>
         <w:rPr>
@@ -12,11 +371,13 @@
           <w:color w:val="000000"/>
           <w:sz w:val="24"/>
           <w:szCs w:val="24"/>
-          <w:lang w:val="sv-SE"/>
-        </w:rPr>
-      </w:pPr>
-      <w:bookmarkStart w:id="0" w:name="_Hlk53136244"/>
-      <w:r>
+        </w:rPr>
+      </w:pPr>
+    </w:p>
+    <w:p>
+      <w:pPr>
+        <w:spacing w:after="0"/>
+        <w:jc w:val="center"/>
         <w:rPr>
           <w:rFonts w:ascii="Arial" w:hAnsi="Arial" w:cs="Arial"/>
           <w:b/>
@@ -24,6 +385,15 @@
           <w:sz w:val="24"/>
           <w:szCs w:val="24"/>
           <w:lang w:val="sv-SE"/>
+        </w:rPr>
+      </w:pPr>
+      <w:r>
+        <w:rPr>
+          <w:rFonts w:ascii="Arial" w:hAnsi="Arial" w:cs="Arial"/>
+          <w:b/>
+          <w:color w:val="000000"/>
+          <w:sz w:val="24"/>
+          <w:szCs w:val="24"/>
         </w:rPr>
         <w:t xml:space="preserve">    </w:t>
       </w:r>
@@ -305,9 +675,9 @@
       </w:tblPr>
       <w:tblGrid>
         <w:gridCol w:w="1940"/>
-        <w:gridCol w:w="1552"/>
-        <w:gridCol w:w="285"/>
-        <w:gridCol w:w="5584"/>
+        <w:gridCol w:w="1668"/>
+        <w:gridCol w:w="287"/>
+        <w:gridCol w:w="6127"/>
       </w:tblGrid>
       <w:tr>
         <w:tc>
@@ -1460,12 +1830,12 @@
           <w:lang w:val="sv-SE"/>
         </w:rPr>
       </w:pPr>
-      <w:bookmarkStart w:id="1" w:name="_Hlk93923044"/>
-      <w:bookmarkStart w:id="2" w:name="_Hlk93922790"/>
-      <w:bookmarkStart w:id="3" w:name="_Hlk93923907"/>
-      <w:bookmarkStart w:id="4" w:name="_Hlk47946309"/>
-      <w:bookmarkStart w:id="5" w:name="_Hlk47957624"/>
-      <w:bookmarkStart w:id="6" w:name="_Hlk58245552"/>
+      <w:bookmarkStart w:id="3" w:name="_Hlk93923044"/>
+      <w:bookmarkStart w:id="4" w:name="_Hlk93922790"/>
+      <w:bookmarkStart w:id="5" w:name="_Hlk93923907"/>
+      <w:bookmarkStart w:id="6" w:name="_Hlk47946309"/>
+      <w:bookmarkStart w:id="7" w:name="_Hlk47957624"/>
+      <w:bookmarkStart w:id="8" w:name="_Hlk58245552"/>
       <w:r>
         <w:rPr>
           <w:rFonts w:ascii="Arial" w:hAnsi="Arial" w:cs="Arial"/>
@@ -1476,8 +1846,8 @@
         </w:rPr>
         <w:t>{{*riwayat.uraian}}</w:t>
       </w:r>
-      <w:bookmarkEnd w:id="1"/>
-      <w:bookmarkEnd w:id="2"/>
+      <w:bookmarkEnd w:id="3"/>
+      <w:bookmarkEnd w:id="4"/>
       <w:r>
         <w:rPr>
           <w:rFonts w:ascii="Arial" w:hAnsi="Arial" w:cs="Arial"/>
@@ -1513,7 +1883,7 @@
         </w:rPr>
         <w:t>{{?penguasaan_fisik}}{{penguasaan_fisik}}</w:t>
       </w:r>
-      <w:bookmarkEnd w:id="3"/>
+      <w:bookmarkEnd w:id="5"/>
       <w:r>
         <w:rPr>
           <w:rFonts w:ascii="Arial" w:hAnsi="Arial" w:cs="Arial"/>
@@ -1523,9 +1893,9 @@
         <w:t>.</w:t>
       </w:r>
     </w:p>
-    <w:bookmarkEnd w:id="4"/>
-    <w:bookmarkEnd w:id="5"/>
     <w:bookmarkEnd w:id="6"/>
+    <w:bookmarkEnd w:id="7"/>
+    <w:bookmarkEnd w:id="8"/>
     <w:p>
       <w:pPr>
         <w:pStyle w:val="ListParagraph"/>
@@ -3357,7 +3727,7 @@
                     </pic:cNvPicPr>
                   </pic:nvPicPr>
                   <pic:blipFill>
-                    <a:blip r:embed="rId8" cstate="print">
+                    <a:blip r:embed="rId9" cstate="print">
                       <a:extLst>
                         <a:ext uri="{28A0092B-C50C-407E-A947-70E740481C1C}">
                           <a14:useLocalDpi xmlns:a14="http://schemas.microsoft.com/office/drawing/2010/main" val="0"/>
@@ -3470,32 +3840,11 @@
         </w:rPr>
       </w:pPr>
     </w:p>
-    <w:p>
-      <w:pPr>
-        <w:pStyle w:val="ListParagraph"/>
-        <w:tabs>
-          <w:tab w:val="left" w:pos="709"/>
-          <w:tab w:val="left" w:pos="1985"/>
-        </w:tabs>
-        <w:spacing w:after="0" w:line="360" w:lineRule="auto"/>
-        <w:jc w:val="both"/>
-        <w:rPr>
-          <w:rFonts w:ascii="Arial" w:hAnsi="Arial" w:cs="Arial"/>
-          <w:color w:val="000000"/>
-          <w:sz w:val="20"/>
-          <w:szCs w:val="20"/>
-        </w:rPr>
-      </w:pPr>
-    </w:p>
-    <w:p/>
-    <w:p/>
-    <w:p/>
-    <w:p/>
-    <w:p/>
     <w:p/>
     <w:sectPr>
+      <w:footerReference w:type="default" r:id="rId10"/>
       <w:pgSz w:w="12240" w:h="20160" w:code="5"/>
-      <w:pgMar w:top="994" w:right="1561" w:bottom="993" w:left="850" w:header="720" w:footer="720" w:gutter="0"/>
+      <w:pgMar w:top="994" w:right="900" w:bottom="993" w:left="850" w:header="720" w:footer="720" w:gutter="0"/>
       <w:cols w:space="720"/>
       <w:docGrid w:linePitch="360"/>
     </w:sectPr>
@@ -3526,6 +3875,72 @@
     </w:p>
   </w:endnote>
 </w:endnotes>
+</file>
+
+<file path=word/footer1.xml><?xml version="1.0" encoding="utf-8"?>
+<w:ftr xmlns:wpc="http://schemas.microsoft.com/office/word/2010/wordprocessingCanvas" xmlns:cx="http://schemas.microsoft.com/office/drawing/2014/chartex" xmlns:cx1="http://schemas.microsoft.com/office/drawing/2015/9/8/chartex" xmlns:cx2="http://schemas.microsoft.com/office/drawing/2015/10/21/chartex" xmlns:cx3="http://schemas.microsoft.com/office/drawing/2016/5/9/chartex" xmlns:cx4="http://schemas.microsoft.com/office/drawing/2016/5/10/chartex" xmlns:cx5="http://schemas.microsoft.com/office/drawing/2016/5/11/chartex" xmlns:cx6="http://schemas.microsoft.com/office/drawing/2016/5/12/chartex" xmlns:cx7="http://schemas.microsoft.com/office/drawing/2016/5/13/chartex" xmlns:cx8="http://schemas.microsoft.com/office/drawing/2016/5/14/chartex" xmlns:mc="http://schemas.openxmlformats.org/markup-compatibility/2006" xmlns:aink="http://schemas.microsoft.com/office/drawing/2016/ink" xmlns:am3d="http://schemas.microsoft.com/office/drawing/2017/model3d" xmlns:o="urn:schemas-microsoft-com:office:office" xmlns:oel="http://schemas.microsoft.com/office/2019/extlst" xmlns:r="http://schemas.openxmlformats.org/officeDocument/2006/relationships" xmlns:m="http://schemas.openxmlformats.org/officeDocument/2006/math" xmlns:v="urn:schemas-microsoft-com:vml" xmlns:wp14="http://schemas.microsoft.com/office/word/2010/wordprocessingDrawing" xmlns:wp="http://schemas.openxmlformats.org/drawingml/2006/wordprocessingDrawing" xmlns:w10="urn:schemas-microsoft-com:office:word" xmlns:w="http://schemas.openxmlformats.org/wordprocessingml/2006/main" xmlns:w14="http://schemas.microsoft.com/office/word/2010/wordml" xmlns:w15="http://schemas.microsoft.com/office/word/2012/wordml" xmlns:w16cex="http://schemas.microsoft.com/office/word/2018/wordml/cex" xmlns:w16cid="http://schemas.microsoft.com/office/word/2016/wordml/cid" xmlns:w16="http://schemas.microsoft.com/office/word/2018/wordml" xmlns:w16du="http://schemas.microsoft.com/office/word/2023/wordml/word16du" xmlns:w16sdtdh="http://schemas.microsoft.com/office/word/2020/wordml/sdtdatahash" xmlns:w16sdtfl="http://schemas.microsoft.com/office/word/2024/wordml/sdtformatlock" xmlns:w16se="http://schemas.microsoft.com/office/word/2015/wordml/symex" xmlns:wpg="http://schemas.microsoft.com/office/word/2010/wordprocessingGroup" xmlns:wpi="http://schemas.microsoft.com/office/word/2010/wordprocessingInk" xmlns:wne="http://schemas.microsoft.com/office/word/2006/wordml" xmlns:wps="http://schemas.microsoft.com/office/word/2010/wordprocessingShape" mc:Ignorable="w14 w15 w16se w16cid w16 w16cex w16sdtdh w16sdtfl w16du wp14">
+  <w:p>
+    <w:pPr>
+      <w:pStyle w:val="Footer"/>
+      <w:jc w:val="right"/>
+    </w:pPr>
+    <w:r>
+      <w:rPr>
+        <w:noProof/>
+      </w:rPr>
+      <w:drawing>
+        <wp:inline distT="0" distB="0" distL="0" distR="0" wp14:anchorId="5F5B112D" wp14:editId="43AED8E5">
+          <wp:extent cx="1571625" cy="638175"/>
+          <wp:effectExtent l="0" t="0" r="9525" b="9525"/>
+          <wp:docPr id="1023061925" name="Picture 5"/>
+          <wp:cNvGraphicFramePr>
+            <a:graphicFrameLocks xmlns:a="http://schemas.openxmlformats.org/drawingml/2006/main" noChangeAspect="1"/>
+          </wp:cNvGraphicFramePr>
+          <a:graphic xmlns:a="http://schemas.openxmlformats.org/drawingml/2006/main">
+            <a:graphicData uri="http://schemas.openxmlformats.org/drawingml/2006/picture">
+              <pic:pic xmlns:pic="http://schemas.openxmlformats.org/drawingml/2006/picture">
+                <pic:nvPicPr>
+                  <pic:cNvPr id="0" name="Picture 5"/>
+                  <pic:cNvPicPr>
+                    <a:picLocks noChangeAspect="1" noChangeArrowheads="1"/>
+                  </pic:cNvPicPr>
+                </pic:nvPicPr>
+                <pic:blipFill>
+                  <a:blip r:embed="rId1">
+                    <a:extLst>
+                      <a:ext uri="{28A0092B-C50C-407E-A947-70E740481C1C}">
+                        <a14:useLocalDpi xmlns:a14="http://schemas.microsoft.com/office/drawing/2010/main" val="0"/>
+                      </a:ext>
+                    </a:extLst>
+                  </a:blip>
+                  <a:srcRect/>
+                  <a:stretch>
+                    <a:fillRect/>
+                  </a:stretch>
+                </pic:blipFill>
+                <pic:spPr bwMode="auto">
+                  <a:xfrm>
+                    <a:off x="0" y="0"/>
+                    <a:ext cx="1571625" cy="638175"/>
+                  </a:xfrm>
+                  <a:prstGeom prst="rect">
+                    <a:avLst/>
+                  </a:prstGeom>
+                  <a:noFill/>
+                </pic:spPr>
+              </pic:pic>
+            </a:graphicData>
+          </a:graphic>
+        </wp:inline>
+      </w:drawing>
+    </w:r>
+  </w:p>
+  <w:p>
+    <w:pPr>
+      <w:pStyle w:val="Footer"/>
+    </w:pPr>
+  </w:p>
+</w:ftr>
 </file>
 
 <file path=word/footnotes.xml><?xml version="1.0" encoding="utf-8"?>
